--- a/Remarques générales du 1707.docx
+++ b/Remarques générales du 1707.docx
@@ -35,7 +35,13 @@
         </w:numPr>
       </w:pPr>
       <w:r>
-        <w:t>Il faudrait pouvoir compléter au départ d’un programme dans « paramètres », la liste de toutes les annexes numérotées (parkings, caves, celliers), ce qui fait que le client choisirait les annexes parmi une liste déroulante à chaque fois (une liste par type : parking, cave, cellier). JE m’explique, pour créer un prix d’un logement, il y a le prix du logement en lui-même + le prix des annexes (par exemple logement à 100000 € + parking à 15000 € + cave à 5000 €). Il faudra pouvoir monter le prix des logements comme cela. Pour éviter que le client fasse ce travail sur un tableau Excel avant, et recopie à la main le prix final.  De plus, cela permettra une fois tous les logements complétés avec leur annexes attribuées, d’avoir un état des annexes non vendus directement avec un lot, et de pouvoir les rajouter à un lot et donc de les vendre avec (cas d’une négociation ou l’acheteur veut un parking en plus de ce qui été prévu à la base par exemple).</w:t>
+        <w:t>Il faudrait pouvoir compléter au départ d’un programme dans « paramètres », la liste de toutes les annexes numérotées (parkings, caves, celliers), ce qui fait que le client choisirait les annexes parmi une liste déroulante à chaque fois (une liste par type : parking, cave, cellier). J</w:t>
+      </w:r>
+      <w:r>
+        <w:t>e</w:t>
+      </w:r>
+      <w:r>
+        <w:t xml:space="preserve"> m’explique, pour créer un prix d’un logement, il y a le prix du logement en lui-même + le prix des annexes (par exemple logement à 100000 € + parking à 15000 € + cave à 5000 €). Il faudra pouvoir monter le prix des logements comme cela. Pour éviter que le client fasse ce travail sur un tableau Excel avant, et recopie à la main le prix final.  De plus, cela permettra une fois tous les logements complétés avec leur annexes attribuées, d’avoir un état des annexes non vendus directement avec un lot, et de pouvoir les rajouter à un lot et donc de les vendre avec (cas d’une négociation ou l’acheteur veut un parking en plus de ce qui été prévu à la base par exemple).</w:t>
       </w:r>
     </w:p>
     <w:p>
@@ -119,6 +125,72 @@
       </w:r>
     </w:p>
     <w:p/>
+    <w:p>
+      <w:r>
+        <w:t xml:space="preserve">Appels de fond </w:t>
+      </w:r>
+      <w:r>
+        <w:t>:</w:t>
+      </w:r>
+    </w:p>
+    <w:p>
+      <w:pPr>
+        <w:pStyle w:val="Paragraphedeliste"/>
+        <w:numPr>
+          <w:ilvl w:val="0"/>
+          <w:numId w:val="3"/>
+        </w:numPr>
+      </w:pPr>
+      <w:r>
+        <w:t>Lorsque nous travaillerons les exports, il faudra la possibilité de générer un envoi d’appels de fonds collectifs (quand les appels de fonds sont actés et qu’une attestation MOE est émise). Cette génération remplira automatiquement la case « Envoyé le ». Mais il faudra tout de même laisser la possibilité de remplir la date à la main. Lorsque la génération sera faite, il faudra une fenêtre qui s’ouvre et qui indique les appels de fonds qui vont être généré avec les logements correspondent. Avec la possibilité de décocher certains logements.</w:t>
+      </w:r>
+    </w:p>
+    <w:p/>
+    <w:p>
+      <w:r>
+        <w:t>TMA :</w:t>
+      </w:r>
+    </w:p>
+    <w:p>
+      <w:pPr>
+        <w:pStyle w:val="Paragraphedeliste"/>
+        <w:numPr>
+          <w:ilvl w:val="0"/>
+          <w:numId w:val="4"/>
+        </w:numPr>
+      </w:pPr>
+      <w:r>
+        <w:t xml:space="preserve">On peut enlever le statut « Travaux », qui ne sert à rien. Et pour le statut « Terminé », il faudra pouvoir avoir un bouton qui permettra </w:t>
+      </w:r>
+      <w:r>
+        <w:t>de passer</w:t>
+      </w:r>
+      <w:r>
+        <w:t xml:space="preserve"> à ce statut (en clair, à la main lorsque </w:t>
+      </w:r>
+      <w:r>
+        <w:lastRenderedPageBreak/>
+        <w:t>le client ira sur chantier pointer si les travaux ont bien été réalisés par les entreprises, il devra pouvoir en cliquant sur le bouton que la TMA a bien été réalisée).</w:t>
+      </w:r>
+    </w:p>
+    <w:p/>
+    <w:p>
+      <w:r>
+        <w:t>Paramètre :</w:t>
+      </w:r>
+    </w:p>
+    <w:p>
+      <w:pPr>
+        <w:pStyle w:val="Paragraphedeliste"/>
+        <w:numPr>
+          <w:ilvl w:val="0"/>
+          <w:numId w:val="5"/>
+        </w:numPr>
+      </w:pPr>
+      <w:r>
+        <w:t>Pour « Délais et taux », bien séparer les paramètres correspondants par page. De plus, rajouter sous la case « taux de marge TMA » une case à cocher « Montant devis client saisi manuellement »</w:t>
+      </w:r>
+    </w:p>
     <w:p/>
     <w:p/>
     <w:p/>
@@ -148,17 +220,13 @@
         </w:numPr>
       </w:pPr>
       <w:r>
-        <w:t xml:space="preserve">Se renseigner pour voir ce que s’il y a des choses </w:t>
-      </w:r>
-      <w:proofErr w:type="spellStart"/>
-      <w:proofErr w:type="gramStart"/>
-      <w:r>
-        <w:t>a</w:t>
-      </w:r>
-      <w:proofErr w:type="spellEnd"/>
-      <w:proofErr w:type="gramEnd"/>
-      <w:r>
-        <w:t xml:space="preserve"> rajouter dans « suivi de prêt » et « suivi acte »</w:t>
+        <w:t xml:space="preserve">Généralité : Sans rien toucher à ce qui est mis en place, il faut enlever partout ou elle existe, la règle de « on ne peut renvoyer le texte qu’une seule fois à la ligne ». De mémoire dans lots, mais peut </w:t>
+      </w:r>
+      <w:r>
+        <w:t>être</w:t>
+      </w:r>
+      <w:r>
+        <w:t xml:space="preserve"> dans d’autres pages aussi, à vérifier.</w:t>
       </w:r>
     </w:p>
     <w:p>
@@ -170,7 +238,7 @@
         </w:numPr>
       </w:pPr>
       <w:r>
-        <w:t>A la fin, il faudra que tu analyse l’ensemble de mon application et que nous fassions un point sur ce qui peut être amélioré.</w:t>
+        <w:t>Mettre une colonne commentaire dans chaque tableau de chaque page.</w:t>
       </w:r>
     </w:p>
     <w:p>
@@ -182,13 +250,41 @@
         </w:numPr>
       </w:pPr>
       <w:r>
+        <w:t xml:space="preserve">Se renseigner pour voir ce que s’il y a des choses </w:t>
+      </w:r>
+      <w:r>
+        <w:t>à</w:t>
+      </w:r>
+      <w:r>
+        <w:t xml:space="preserve"> rajouter dans « suivi de prêt » et « suivi acte »</w:t>
+      </w:r>
+    </w:p>
+    <w:p>
+      <w:pPr>
+        <w:pStyle w:val="Paragraphedeliste"/>
+        <w:numPr>
+          <w:ilvl w:val="0"/>
+          <w:numId w:val="1"/>
+        </w:numPr>
+      </w:pPr>
+      <w:r>
+        <w:t>A la fin, il faudra que tu analyse l’ensemble de mon application et que nous fassions un point sur ce qui peut être amélioré.</w:t>
+      </w:r>
+    </w:p>
+    <w:p>
+      <w:pPr>
+        <w:pStyle w:val="Paragraphedeliste"/>
+        <w:numPr>
+          <w:ilvl w:val="0"/>
+          <w:numId w:val="1"/>
+        </w:numPr>
+      </w:pPr>
+      <w:r>
         <w:t xml:space="preserve">A réfléchir à la fin, mais il faudra </w:t>
       </w:r>
-      <w:proofErr w:type="spellStart"/>
-      <w:r>
-        <w:t>peut être</w:t>
-      </w:r>
-      <w:proofErr w:type="spellEnd"/>
+      <w:r>
+        <w:t>peut-être</w:t>
+      </w:r>
       <w:r>
         <w:t xml:space="preserve"> créer une version démo non ?</w:t>
       </w:r>
@@ -211,6 +307,273 @@
 <file path=word/numbering.xml><?xml version="1.0" encoding="utf-8"?>
 <w:numbering xmlns:wpc="http://schemas.microsoft.com/office/word/2010/wordprocessingCanvas" xmlns:cx="http://schemas.microsoft.com/office/drawing/2014/chartex" xmlns:cx1="http://schemas.microsoft.com/office/drawing/2015/9/8/chartex" xmlns:cx2="http://schemas.microsoft.com/office/drawing/2015/10/21/chartex" xmlns:cx3="http://schemas.microsoft.com/office/drawing/2016/5/9/chartex" xmlns:cx4="http://schemas.microsoft.com/office/drawing/2016/5/10/chartex" xmlns:cx5="http://schemas.microsoft.com/office/drawing/2016/5/11/chartex" xmlns:cx6="http://schemas.microsoft.com/office/drawing/2016/5/12/chartex" xmlns:cx7="http://schemas.microsoft.com/office/drawing/2016/5/13/chartex" xmlns:cx8="http://schemas.microsoft.com/office/drawing/2016/5/14/chartex" xmlns:mc="http://schemas.openxmlformats.org/markup-compatibility/2006" xmlns:aink="http://schemas.microsoft.com/office/drawing/2016/ink" xmlns:am3d="http://schemas.microsoft.com/office/drawing/2017/model3d" xmlns:o="urn:schemas-microsoft-com:office:office" xmlns:oel="http://schemas.microsoft.com/office/2019/extlst" xmlns:r="http://schemas.openxmlformats.org/officeDocument/2006/relationships" xmlns:m="http://schemas.openxmlformats.org/officeDocument/2006/math" xmlns:v="urn:schemas-microsoft-com:vml" xmlns:wp14="http://schemas.microsoft.com/office/word/2010/wordprocessingDrawing" xmlns:wp="http://schemas.openxmlformats.org/drawingml/2006/wordprocessingDrawing" xmlns:w10="urn:schemas-microsoft-com:office:word" xmlns:w="http://schemas.openxmlformats.org/wordprocessingml/2006/main" xmlns:w14="http://schemas.microsoft.com/office/word/2010/wordml" xmlns:w15="http://schemas.microsoft.com/office/word/2012/wordml" xmlns:w16cex="http://schemas.microsoft.com/office/word/2018/wordml/cex" xmlns:w16cid="http://schemas.microsoft.com/office/word/2016/wordml/cid" xmlns:w16="http://schemas.microsoft.com/office/word/2018/wordml" xmlns:w16du="http://schemas.microsoft.com/office/word/2023/wordml/word16du" xmlns:w16sdtdh="http://schemas.microsoft.com/office/word/2020/wordml/sdtdatahash" xmlns:w16sdtfl="http://schemas.microsoft.com/office/word/2024/wordml/sdtformatlock" xmlns:w16se="http://schemas.microsoft.com/office/word/2015/wordml/symex" xmlns:wpg="http://schemas.microsoft.com/office/word/2010/wordprocessingGroup" xmlns:wpi="http://schemas.microsoft.com/office/word/2010/wordprocessingInk" xmlns:wne="http://schemas.microsoft.com/office/word/2006/wordml" xmlns:wps="http://schemas.microsoft.com/office/word/2010/wordprocessingShape" mc:Ignorable="w14 w15 w16se w16cid w16 w16cex w16sdtdh w16sdtfl w16du wp14">
   <w:abstractNum w:abstractNumId="0" w15:restartNumberingAfterBreak="0">
+    <w:nsid w:val="384D31EC"/>
+    <w:multiLevelType w:val="hybridMultilevel"/>
+    <w:tmpl w:val="3286A22A"/>
+    <w:lvl w:ilvl="0" w:tplc="040C000F">
+      <w:start w:val="1"/>
+      <w:numFmt w:val="decimal"/>
+      <w:lvlText w:val="%1."/>
+      <w:lvlJc w:val="left"/>
+      <w:pPr>
+        <w:ind w:left="720" w:hanging="360"/>
+      </w:pPr>
+      <w:rPr>
+        <w:rFonts w:hint="default"/>
+      </w:rPr>
+    </w:lvl>
+    <w:lvl w:ilvl="1" w:tplc="040C0019" w:tentative="1">
+      <w:start w:val="1"/>
+      <w:numFmt w:val="lowerLetter"/>
+      <w:lvlText w:val="%2."/>
+      <w:lvlJc w:val="left"/>
+      <w:pPr>
+        <w:ind w:left="1440" w:hanging="360"/>
+      </w:pPr>
+    </w:lvl>
+    <w:lvl w:ilvl="2" w:tplc="040C001B" w:tentative="1">
+      <w:start w:val="1"/>
+      <w:numFmt w:val="lowerRoman"/>
+      <w:lvlText w:val="%3."/>
+      <w:lvlJc w:val="right"/>
+      <w:pPr>
+        <w:ind w:left="2160" w:hanging="180"/>
+      </w:pPr>
+    </w:lvl>
+    <w:lvl w:ilvl="3" w:tplc="040C000F" w:tentative="1">
+      <w:start w:val="1"/>
+      <w:numFmt w:val="decimal"/>
+      <w:lvlText w:val="%4."/>
+      <w:lvlJc w:val="left"/>
+      <w:pPr>
+        <w:ind w:left="2880" w:hanging="360"/>
+      </w:pPr>
+    </w:lvl>
+    <w:lvl w:ilvl="4" w:tplc="040C0019" w:tentative="1">
+      <w:start w:val="1"/>
+      <w:numFmt w:val="lowerLetter"/>
+      <w:lvlText w:val="%5."/>
+      <w:lvlJc w:val="left"/>
+      <w:pPr>
+        <w:ind w:left="3600" w:hanging="360"/>
+      </w:pPr>
+    </w:lvl>
+    <w:lvl w:ilvl="5" w:tplc="040C001B" w:tentative="1">
+      <w:start w:val="1"/>
+      <w:numFmt w:val="lowerRoman"/>
+      <w:lvlText w:val="%6."/>
+      <w:lvlJc w:val="right"/>
+      <w:pPr>
+        <w:ind w:left="4320" w:hanging="180"/>
+      </w:pPr>
+    </w:lvl>
+    <w:lvl w:ilvl="6" w:tplc="040C000F" w:tentative="1">
+      <w:start w:val="1"/>
+      <w:numFmt w:val="decimal"/>
+      <w:lvlText w:val="%7."/>
+      <w:lvlJc w:val="left"/>
+      <w:pPr>
+        <w:ind w:left="5040" w:hanging="360"/>
+      </w:pPr>
+    </w:lvl>
+    <w:lvl w:ilvl="7" w:tplc="040C0019" w:tentative="1">
+      <w:start w:val="1"/>
+      <w:numFmt w:val="lowerLetter"/>
+      <w:lvlText w:val="%8."/>
+      <w:lvlJc w:val="left"/>
+      <w:pPr>
+        <w:ind w:left="5760" w:hanging="360"/>
+      </w:pPr>
+    </w:lvl>
+    <w:lvl w:ilvl="8" w:tplc="040C001B" w:tentative="1">
+      <w:start w:val="1"/>
+      <w:numFmt w:val="lowerRoman"/>
+      <w:lvlText w:val="%9."/>
+      <w:lvlJc w:val="right"/>
+      <w:pPr>
+        <w:ind w:left="6480" w:hanging="180"/>
+      </w:pPr>
+    </w:lvl>
+  </w:abstractNum>
+  <w:abstractNum w:abstractNumId="1" w15:restartNumberingAfterBreak="0">
+    <w:nsid w:val="4E891C46"/>
+    <w:multiLevelType w:val="hybridMultilevel"/>
+    <w:tmpl w:val="3036FE4C"/>
+    <w:lvl w:ilvl="0" w:tplc="040C000F">
+      <w:start w:val="1"/>
+      <w:numFmt w:val="decimal"/>
+      <w:lvlText w:val="%1."/>
+      <w:lvlJc w:val="left"/>
+      <w:pPr>
+        <w:ind w:left="720" w:hanging="360"/>
+      </w:pPr>
+      <w:rPr>
+        <w:rFonts w:hint="default"/>
+      </w:rPr>
+    </w:lvl>
+    <w:lvl w:ilvl="1" w:tplc="040C0019" w:tentative="1">
+      <w:start w:val="1"/>
+      <w:numFmt w:val="lowerLetter"/>
+      <w:lvlText w:val="%2."/>
+      <w:lvlJc w:val="left"/>
+      <w:pPr>
+        <w:ind w:left="1440" w:hanging="360"/>
+      </w:pPr>
+    </w:lvl>
+    <w:lvl w:ilvl="2" w:tplc="040C001B" w:tentative="1">
+      <w:start w:val="1"/>
+      <w:numFmt w:val="lowerRoman"/>
+      <w:lvlText w:val="%3."/>
+      <w:lvlJc w:val="right"/>
+      <w:pPr>
+        <w:ind w:left="2160" w:hanging="180"/>
+      </w:pPr>
+    </w:lvl>
+    <w:lvl w:ilvl="3" w:tplc="040C000F" w:tentative="1">
+      <w:start w:val="1"/>
+      <w:numFmt w:val="decimal"/>
+      <w:lvlText w:val="%4."/>
+      <w:lvlJc w:val="left"/>
+      <w:pPr>
+        <w:ind w:left="2880" w:hanging="360"/>
+      </w:pPr>
+    </w:lvl>
+    <w:lvl w:ilvl="4" w:tplc="040C0019" w:tentative="1">
+      <w:start w:val="1"/>
+      <w:numFmt w:val="lowerLetter"/>
+      <w:lvlText w:val="%5."/>
+      <w:lvlJc w:val="left"/>
+      <w:pPr>
+        <w:ind w:left="3600" w:hanging="360"/>
+      </w:pPr>
+    </w:lvl>
+    <w:lvl w:ilvl="5" w:tplc="040C001B" w:tentative="1">
+      <w:start w:val="1"/>
+      <w:numFmt w:val="lowerRoman"/>
+      <w:lvlText w:val="%6."/>
+      <w:lvlJc w:val="right"/>
+      <w:pPr>
+        <w:ind w:left="4320" w:hanging="180"/>
+      </w:pPr>
+    </w:lvl>
+    <w:lvl w:ilvl="6" w:tplc="040C000F" w:tentative="1">
+      <w:start w:val="1"/>
+      <w:numFmt w:val="decimal"/>
+      <w:lvlText w:val="%7."/>
+      <w:lvlJc w:val="left"/>
+      <w:pPr>
+        <w:ind w:left="5040" w:hanging="360"/>
+      </w:pPr>
+    </w:lvl>
+    <w:lvl w:ilvl="7" w:tplc="040C0019" w:tentative="1">
+      <w:start w:val="1"/>
+      <w:numFmt w:val="lowerLetter"/>
+      <w:lvlText w:val="%8."/>
+      <w:lvlJc w:val="left"/>
+      <w:pPr>
+        <w:ind w:left="5760" w:hanging="360"/>
+      </w:pPr>
+    </w:lvl>
+    <w:lvl w:ilvl="8" w:tplc="040C001B" w:tentative="1">
+      <w:start w:val="1"/>
+      <w:numFmt w:val="lowerRoman"/>
+      <w:lvlText w:val="%9."/>
+      <w:lvlJc w:val="right"/>
+      <w:pPr>
+        <w:ind w:left="6480" w:hanging="180"/>
+      </w:pPr>
+    </w:lvl>
+  </w:abstractNum>
+  <w:abstractNum w:abstractNumId="2" w15:restartNumberingAfterBreak="0">
+    <w:nsid w:val="66DE2BB4"/>
+    <w:multiLevelType w:val="hybridMultilevel"/>
+    <w:tmpl w:val="5D3419C4"/>
+    <w:lvl w:ilvl="0" w:tplc="040C000F">
+      <w:start w:val="1"/>
+      <w:numFmt w:val="decimal"/>
+      <w:lvlText w:val="%1."/>
+      <w:lvlJc w:val="left"/>
+      <w:pPr>
+        <w:ind w:left="720" w:hanging="360"/>
+      </w:pPr>
+      <w:rPr>
+        <w:rFonts w:hint="default"/>
+      </w:rPr>
+    </w:lvl>
+    <w:lvl w:ilvl="1" w:tplc="040C0019" w:tentative="1">
+      <w:start w:val="1"/>
+      <w:numFmt w:val="lowerLetter"/>
+      <w:lvlText w:val="%2."/>
+      <w:lvlJc w:val="left"/>
+      <w:pPr>
+        <w:ind w:left="1440" w:hanging="360"/>
+      </w:pPr>
+    </w:lvl>
+    <w:lvl w:ilvl="2" w:tplc="040C001B" w:tentative="1">
+      <w:start w:val="1"/>
+      <w:numFmt w:val="lowerRoman"/>
+      <w:lvlText w:val="%3."/>
+      <w:lvlJc w:val="right"/>
+      <w:pPr>
+        <w:ind w:left="2160" w:hanging="180"/>
+      </w:pPr>
+    </w:lvl>
+    <w:lvl w:ilvl="3" w:tplc="040C000F" w:tentative="1">
+      <w:start w:val="1"/>
+      <w:numFmt w:val="decimal"/>
+      <w:lvlText w:val="%4."/>
+      <w:lvlJc w:val="left"/>
+      <w:pPr>
+        <w:ind w:left="2880" w:hanging="360"/>
+      </w:pPr>
+    </w:lvl>
+    <w:lvl w:ilvl="4" w:tplc="040C0019" w:tentative="1">
+      <w:start w:val="1"/>
+      <w:numFmt w:val="lowerLetter"/>
+      <w:lvlText w:val="%5."/>
+      <w:lvlJc w:val="left"/>
+      <w:pPr>
+        <w:ind w:left="3600" w:hanging="360"/>
+      </w:pPr>
+    </w:lvl>
+    <w:lvl w:ilvl="5" w:tplc="040C001B" w:tentative="1">
+      <w:start w:val="1"/>
+      <w:numFmt w:val="lowerRoman"/>
+      <w:lvlText w:val="%6."/>
+      <w:lvlJc w:val="right"/>
+      <w:pPr>
+        <w:ind w:left="4320" w:hanging="180"/>
+      </w:pPr>
+    </w:lvl>
+    <w:lvl w:ilvl="6" w:tplc="040C000F" w:tentative="1">
+      <w:start w:val="1"/>
+      <w:numFmt w:val="decimal"/>
+      <w:lvlText w:val="%7."/>
+      <w:lvlJc w:val="left"/>
+      <w:pPr>
+        <w:ind w:left="5040" w:hanging="360"/>
+      </w:pPr>
+    </w:lvl>
+    <w:lvl w:ilvl="7" w:tplc="040C0019" w:tentative="1">
+      <w:start w:val="1"/>
+      <w:numFmt w:val="lowerLetter"/>
+      <w:lvlText w:val="%8."/>
+      <w:lvlJc w:val="left"/>
+      <w:pPr>
+        <w:ind w:left="5760" w:hanging="360"/>
+      </w:pPr>
+    </w:lvl>
+    <w:lvl w:ilvl="8" w:tplc="040C001B" w:tentative="1">
+      <w:start w:val="1"/>
+      <w:numFmt w:val="lowerRoman"/>
+      <w:lvlText w:val="%9."/>
+      <w:lvlJc w:val="right"/>
+      <w:pPr>
+        <w:ind w:left="6480" w:hanging="180"/>
+      </w:pPr>
+    </w:lvl>
+  </w:abstractNum>
+  <w:abstractNum w:abstractNumId="3" w15:restartNumberingAfterBreak="0">
     <w:nsid w:val="76AD1896"/>
     <w:multiLevelType w:val="hybridMultilevel"/>
     <w:tmpl w:val="2BA6C902"/>
@@ -299,7 +662,7 @@
       </w:pPr>
     </w:lvl>
   </w:abstractNum>
-  <w:abstractNum w:abstractNumId="1" w15:restartNumberingAfterBreak="0">
+  <w:abstractNum w:abstractNumId="4" w15:restartNumberingAfterBreak="0">
     <w:nsid w:val="78FE0795"/>
     <w:multiLevelType w:val="hybridMultilevel"/>
     <w:tmpl w:val="1DA82EE2"/>
@@ -389,9 +752,18 @@
     </w:lvl>
   </w:abstractNum>
   <w:num w:numId="1" w16cid:durableId="1000158004">
+    <w:abstractNumId w:val="4"/>
+  </w:num>
+  <w:num w:numId="2" w16cid:durableId="997878180">
+    <w:abstractNumId w:val="3"/>
+  </w:num>
+  <w:num w:numId="3" w16cid:durableId="106895301">
     <w:abstractNumId w:val="1"/>
   </w:num>
-  <w:num w:numId="2" w16cid:durableId="997878180">
+  <w:num w:numId="4" w16cid:durableId="1062173575">
+    <w:abstractNumId w:val="2"/>
+  </w:num>
+  <w:num w:numId="5" w16cid:durableId="1837761676">
     <w:abstractNumId w:val="0"/>
   </w:num>
 </w:numbering>
@@ -797,6 +1169,7 @@
   <w:style w:type="paragraph" w:default="1" w:styleId="Normal">
     <w:name w:val="Normal"/>
     <w:qFormat/>
+    <w:rsid w:val="00B87D29"/>
   </w:style>
   <w:style w:type="paragraph" w:styleId="Titre1">
     <w:name w:val="heading 1"/>
